--- a/fixtures/real-layout/improvised/received-2026-06-26-form-1.docx
+++ b/fixtures/real-layout/improvised/received-2026-06-26-form-1.docx
@@ -716,7 +716,7 @@
               <w:t xml:space="preserve">Submitted By: </w:t>
             </w:r>
             <w:r>
-              <w:t xml:space="preserve"> Maren Vantongeren</w:t>
+              <w:t xml:space="preserve"> Delphine Thorne-Ames</w:t>
             </w:r>
           </w:p>
         </w:tc>
@@ -900,19 +900,19 @@
               <w:br/>
             </w:r>
             <w:r>
-              <w:t>847 Quarry Hill Road</w:t>
+              <w:t>989 Quarry Hill Road</w:t>
               <w:br/>
             </w:r>
             <w:r>
-              <w:t>Velmora Heights, NJ 07998</w:t>
+              <w:t>Lindqvist Park, DE 19998</w:t>
               <w:br/>
             </w:r>
             <w:r>
-              <w:t>(201) 555-0122</w:t>
+              <w:t>(201) 555-0145</w:t>
               <w:br/>
             </w:r>
             <w:r>
-              <w:t>maren.vantongeren@rxd.example</w:t>
+              <w:t>delphine.thorne-ames@rxd.example</w:t>
             </w:r>
           </w:p>
         </w:tc>
@@ -940,15 +940,15 @@
               <w:br/>
             </w:r>
             <w:r>
-              <w:t>Attn: Maren Quell</w:t>
+              <w:t>Attn: Delphine Vantongeren</w:t>
               <w:br/>
             </w:r>
             <w:r>
-              <w:t>770 Juniper Mill Drive</w:t>
+              <w:t>964 Tamsin Lane</w:t>
               <w:br/>
             </w:r>
             <w:r>
-              <w:t>Velmora Heights, NJ 07998</w:t>
+              <w:t>Lindqvist Park, DE 19998</w:t>
             </w:r>
           </w:p>
           <w:p>
@@ -1013,7 +1013,7 @@
               </w:rPr>
             </w:pPr>
             <w:r>
-              <w:t>Maren Vantongeren</w:t>
+              <w:t>Delphine Thorne-Ames</w:t>
             </w:r>
           </w:p>
         </w:tc>
@@ -1107,7 +1107,7 @@
               </w:rPr>
             </w:pPr>
             <w:r>
-              <w:t>(201) 555-0122</w:t>
+              <w:t>(201) 555-0145</w:t>
             </w:r>
           </w:p>
         </w:tc>
@@ -1201,7 +1201,7 @@
               </w:rPr>
             </w:pPr>
             <w:r>
-              <w:t>maren.vantongeren@rxd.example</w:t>
+              <w:t>delphine.thorne-ames@rxd.example</w:t>
             </w:r>
           </w:p>
         </w:tc>
@@ -2060,7 +2060,7 @@
               <w:jc w:val="center"/>
             </w:pPr>
             <w:r>
-              <w:t>Identification</w:t>
+              <w:t>Assay</w:t>
             </w:r>
           </w:p>
         </w:tc>
@@ -2073,7 +2073,7 @@
               <w:jc w:val="center"/>
             </w:pPr>
             <w:r>
-              <w:t>EWXOAWX &lt; 55.2ng/day</w:t>
+              <w:t>ROPZZSN &lt; 24.8ng/day</w:t>
             </w:r>
           </w:p>
         </w:tc>
@@ -2174,7 +2174,7 @@
               <w:jc w:val="center"/>
             </w:pPr>
             <w:r>
-              <w:t>Water content</w:t>
+              <w:t>Assay</w:t>
             </w:r>
           </w:p>
         </w:tc>
@@ -2187,7 +2187,7 @@
               <w:jc w:val="center"/>
             </w:pPr>
             <w:r>
-              <w:t>YHYVKGR &lt; 58.3ng/day</w:t>
+              <w:t>GYBTNEL &lt; 74.7ng/day</w:t>
             </w:r>
           </w:p>
         </w:tc>
@@ -2288,7 +2288,7 @@
               <w:jc w:val="center"/>
             </w:pPr>
             <w:r>
-              <w:t>Assay</w:t>
+              <w:t>Water content</w:t>
             </w:r>
           </w:p>
         </w:tc>
@@ -2301,7 +2301,7 @@
               <w:jc w:val="center"/>
             </w:pPr>
             <w:r>
-              <w:t>DWPBBSG &lt; 94.0ng/day</w:t>
+              <w:t>ZKJUFUG &lt; 74.7ng/day</w:t>
             </w:r>
           </w:p>
         </w:tc>
@@ -2415,7 +2415,7 @@
               <w:jc w:val="center"/>
             </w:pPr>
             <w:r>
-              <w:t>RHFREBZ &lt; 45.5ng/day</w:t>
+              <w:t>CJWMLBE &lt; 94.2ng/day</w:t>
             </w:r>
           </w:p>
         </w:tc>
@@ -2770,9 +2770,6 @@
                 <w:szCs w:val="22"/>
               </w:rPr>
             </w:pPr>
-            <w:r>
-              <w:t>8</w:t>
-            </w:r>
           </w:p>
         </w:tc>
         <w:tc>
@@ -2783,9 +2780,6 @@
             <w:pPr>
               <w:jc w:val="center"/>
             </w:pPr>
-            <w:r>
-              <w:t>Ecimhgvkmirovnj 79mg Yhjmnlig</w:t>
-            </w:r>
           </w:p>
         </w:tc>
         <w:tc>
@@ -2796,9 +2790,6 @@
             <w:pPr>
               <w:jc w:val="center"/>
             </w:pPr>
-            <w:r>
-              <w:t>FP</w:t>
-            </w:r>
           </w:p>
         </w:tc>
         <w:tc>
@@ -2809,9 +2800,6 @@
             <w:pPr>
               <w:jc w:val="center"/>
             </w:pPr>
-            <w:r>
-              <w:t>1</w:t>
-            </w:r>
           </w:p>
         </w:tc>
         <w:tc>
@@ -2822,9 +2810,6 @@
             <w:pPr>
               <w:jc w:val="center"/>
             </w:pPr>
-            <w:r>
-              <w:t>H159531</w:t>
-            </w:r>
           </w:p>
         </w:tc>
         <w:tc>
@@ -2835,9 +2820,6 @@
             <w:pPr>
               <w:jc w:val="center"/>
             </w:pPr>
-            <w:r>
-              <w:t>1988U</w:t>
-            </w:r>
           </w:p>
         </w:tc>
         <w:tc>
@@ -2848,9 +2830,6 @@
             <w:pPr>
               <w:jc w:val="center"/>
             </w:pPr>
-            <w:r>
-              <w:t>Average capsule weight</w:t>
-            </w:r>
           </w:p>
         </w:tc>
         <w:tc>
@@ -2881,9 +2860,6 @@
                 <w:szCs w:val="22"/>
               </w:rPr>
             </w:pPr>
-            <w:r>
-              <w:t>9</w:t>
-            </w:r>
           </w:p>
         </w:tc>
         <w:tc>
@@ -2894,9 +2870,6 @@
             <w:pPr>
               <w:jc w:val="center"/>
             </w:pPr>
-            <w:r>
-              <w:t>Ecimhgvkmirovnj 79mg Yhjmnlig</w:t>
-            </w:r>
           </w:p>
         </w:tc>
         <w:tc>
@@ -2907,9 +2880,6 @@
             <w:pPr>
               <w:jc w:val="center"/>
             </w:pPr>
-            <w:r>
-              <w:t>FP</w:t>
-            </w:r>
           </w:p>
         </w:tc>
         <w:tc>
@@ -2920,9 +2890,6 @@
             <w:pPr>
               <w:jc w:val="center"/>
             </w:pPr>
-            <w:r>
-              <w:t>1</w:t>
-            </w:r>
           </w:p>
         </w:tc>
         <w:tc>
@@ -2933,9 +2900,6 @@
             <w:pPr>
               <w:jc w:val="center"/>
             </w:pPr>
-            <w:r>
-              <w:t>H159531</w:t>
-            </w:r>
           </w:p>
         </w:tc>
         <w:tc>
@@ -2946,9 +2910,6 @@
             <w:pPr>
               <w:jc w:val="center"/>
             </w:pPr>
-            <w:r>
-              <w:t>1988U</w:t>
-            </w:r>
           </w:p>
         </w:tc>
         <w:tc>
@@ -2959,9 +2920,6 @@
             <w:pPr>
               <w:jc w:val="center"/>
             </w:pPr>
-            <w:r>
-              <w:t>Average capsule weight</w:t>
-            </w:r>
           </w:p>
         </w:tc>
         <w:tc>
@@ -2992,9 +2950,6 @@
                 <w:szCs w:val="22"/>
               </w:rPr>
             </w:pPr>
-            <w:r>
-              <w:t>10</w:t>
-            </w:r>
           </w:p>
         </w:tc>
         <w:tc>
@@ -3005,9 +2960,6 @@
             <w:pPr>
               <w:jc w:val="center"/>
             </w:pPr>
-            <w:r>
-              <w:t>Ecimhgvkmirovnj 79mg Yhjmnlig</w:t>
-            </w:r>
           </w:p>
         </w:tc>
         <w:tc>
@@ -3018,9 +2970,6 @@
             <w:pPr>
               <w:jc w:val="center"/>
             </w:pPr>
-            <w:r>
-              <w:t>FP</w:t>
-            </w:r>
           </w:p>
         </w:tc>
         <w:tc>
@@ -3031,9 +2980,6 @@
             <w:pPr>
               <w:jc w:val="center"/>
             </w:pPr>
-            <w:r>
-              <w:t>1</w:t>
-            </w:r>
           </w:p>
         </w:tc>
         <w:tc>
@@ -3044,9 +2990,6 @@
             <w:pPr>
               <w:jc w:val="center"/>
             </w:pPr>
-            <w:r>
-              <w:t>H159531</w:t>
-            </w:r>
           </w:p>
         </w:tc>
         <w:tc>
@@ -3057,9 +3000,6 @@
             <w:pPr>
               <w:jc w:val="center"/>
             </w:pPr>
-            <w:r>
-              <w:t>1988U</w:t>
-            </w:r>
           </w:p>
         </w:tc>
         <w:tc>
@@ -3070,9 +3010,6 @@
             <w:pPr>
               <w:jc w:val="center"/>
             </w:pPr>
-            <w:r>
-              <w:t>Average capsule weight</w:t>
-            </w:r>
           </w:p>
         </w:tc>
         <w:tc>
@@ -3386,6 +3323,30 @@
             </w:r>
             <w:r>
               <w:t xml:space="preserve"> 1 x Sjtgdw</w:t>
+              <w:br/>
+            </w:r>
+            <w:r>
+              <w:t>1 x Sjtgdw</w:t>
+              <w:br/>
+            </w:r>
+            <w:r>
+              <w:t>1 x Sjtgdw</w:t>
+              <w:br/>
+            </w:r>
+            <w:r>
+              <w:t>1 x Sjtgdw</w:t>
+              <w:br/>
+            </w:r>
+            <w:r>
+              <w:t>1 x Sjtgdw</w:t>
+              <w:br/>
+            </w:r>
+            <w:r>
+              <w:t>1 x Sjtgdw</w:t>
+              <w:br/>
+            </w:r>
+            <w:r>
+              <w:t>1 x Xsmmejc</w:t>
             </w:r>
           </w:p>
         </w:tc>

--- a/fixtures/real-layout/improvised/received-2026-06-26-form-1.docx
+++ b/fixtures/real-layout/improvised/received-2026-06-26-form-1.docx
@@ -716,7 +716,7 @@
               <w:t xml:space="preserve">Submitted By: </w:t>
             </w:r>
             <w:r>
-              <w:t xml:space="preserve"> Delphine Thorne-Ames</w:t>
+              <w:t xml:space="preserve"> Senna Quell</w:t>
             </w:r>
           </w:p>
         </w:tc>
@@ -900,19 +900,19 @@
               <w:br/>
             </w:r>
             <w:r>
-              <w:t>989 Quarry Hill Road</w:t>
+              <w:t>822 Larkspur Way</w:t>
               <w:br/>
             </w:r>
             <w:r>
-              <w:t>Lindqvist Park, DE 19998</w:t>
+              <w:t>Ashcombe Ridge, NJ 08999</w:t>
               <w:br/>
             </w:r>
             <w:r>
-              <w:t>(201) 555-0145</w:t>
+              <w:t>(201) 555-0170</w:t>
               <w:br/>
             </w:r>
             <w:r>
-              <w:t>delphine.thorne-ames@rxd.example</w:t>
+              <w:t>senna.quell@rxd.example</w:t>
             </w:r>
           </w:p>
         </w:tc>
@@ -940,15 +940,15 @@
               <w:br/>
             </w:r>
             <w:r>
-              <w:t>Attn: Delphine Vantongeren</w:t>
+              <w:t>Attn: Delphine Quell</w:t>
               <w:br/>
             </w:r>
             <w:r>
-              <w:t>964 Tamsin Lane</w:t>
+              <w:t>939 Juniper Mill Drive</w:t>
               <w:br/>
             </w:r>
             <w:r>
-              <w:t>Lindqvist Park, DE 19998</w:t>
+              <w:t>Ashcombe Ridge, NJ 08999</w:t>
             </w:r>
           </w:p>
           <w:p>
@@ -1013,7 +1013,7 @@
               </w:rPr>
             </w:pPr>
             <w:r>
-              <w:t>Delphine Thorne-Ames</w:t>
+              <w:t>Senna Quell</w:t>
             </w:r>
           </w:p>
         </w:tc>
@@ -1107,7 +1107,7 @@
               </w:rPr>
             </w:pPr>
             <w:r>
-              <w:t>(201) 555-0145</w:t>
+              <w:t>(201) 555-0170</w:t>
             </w:r>
           </w:p>
         </w:tc>
@@ -1201,7 +1201,7 @@
               </w:rPr>
             </w:pPr>
             <w:r>
-              <w:t>delphine.thorne-ames@rxd.example</w:t>
+              <w:t>senna.quell@rxd.example</w:t>
             </w:r>
           </w:p>
         </w:tc>
@@ -2060,7 +2060,7 @@
               <w:jc w:val="center"/>
             </w:pPr>
             <w:r>
-              <w:t>Assay</w:t>
+              <w:t>Nitrosamines: NMPA, NMBA</w:t>
             </w:r>
           </w:p>
         </w:tc>
@@ -2073,7 +2073,7 @@
               <w:jc w:val="center"/>
             </w:pPr>
             <w:r>
-              <w:t>ROPZZSN &lt; 24.8ng/day</w:t>
+              <w:t>NMPA: 92.6 ng/day; NMBA: 0.03 ppm</w:t>
             </w:r>
           </w:p>
         </w:tc>
@@ -2174,7 +2174,7 @@
               <w:jc w:val="center"/>
             </w:pPr>
             <w:r>
-              <w:t>Assay</w:t>
+              <w:t>Nitrosamines: NMPA, NDIPA</w:t>
             </w:r>
           </w:p>
         </w:tc>
@@ -2187,7 +2187,7 @@
               <w:jc w:val="center"/>
             </w:pPr>
             <w:r>
-              <w:t>GYBTNEL &lt; 74.7ng/day</w:t>
+              <w:t>NMPA: 90.7 ng/day; NDIPA: 0.05 ppm</w:t>
             </w:r>
           </w:p>
         </w:tc>
@@ -2288,7 +2288,7 @@
               <w:jc w:val="center"/>
             </w:pPr>
             <w:r>
-              <w:t>Water content</w:t>
+              <w:t>Nitrosamines: NMPA, NEIPA</w:t>
             </w:r>
           </w:p>
         </w:tc>
@@ -2301,7 +2301,7 @@
               <w:jc w:val="center"/>
             </w:pPr>
             <w:r>
-              <w:t>ZKJUFUG &lt; 74.7ng/day</w:t>
+              <w:t>NMPA: 77.1 ng/day; NEIPA: 0.02 ppm</w:t>
             </w:r>
           </w:p>
         </w:tc>
@@ -2402,7 +2402,7 @@
               <w:jc w:val="center"/>
             </w:pPr>
             <w:r>
-              <w:t>Identification</w:t>
+              <w:t>Nitrosamines: NEIPA, NDBA</w:t>
             </w:r>
           </w:p>
         </w:tc>
@@ -2415,7 +2415,7 @@
               <w:jc w:val="center"/>
             </w:pPr>
             <w:r>
-              <w:t>CJWMLBE &lt; 94.2ng/day</w:t>
+              <w:t>NEIPA: 21.2 ng/day; NDBA: 0.01 ppm</w:t>
             </w:r>
           </w:p>
         </w:tc>
